--- a/tillsyn/A 37066-2025 tillsynsbegäran.docx
+++ b/tillsyn/A 37066-2025 tillsynsbegäran.docx
@@ -247,7 +247,7 @@
     <w:r>
       <w:tab/>
       <w:tab/>
-      <w:t>2026-06-18</w:t>
+      <w:t>2026-06-19</w:t>
       <w:br/>
       <w:br/>
     </w:r>

--- a/tillsyn/A 37066-2025 tillsynsbegäran.docx
+++ b/tillsyn/A 37066-2025 tillsynsbegäran.docx
@@ -247,7 +247,7 @@
     <w:r>
       <w:tab/>
       <w:tab/>
-      <w:t>2026-06-19</w:t>
+      <w:t>2026-06-20</w:t>
       <w:br/>
       <w:br/>
     </w:r>

--- a/tillsyn/A 37066-2025 tillsynsbegäran.docx
+++ b/tillsyn/A 37066-2025 tillsynsbegäran.docx
@@ -12,10 +12,7 @@
     </w:p>
     <w:p>
       <w:r>
-        <w:t>Detta dokument behandlar höga naturvärden i avverkningsanmälan A 37066-2025 i Bergs kommun som inkom 2025-08-06 och omfattar 9,6 ha.</w:t>
-      </w:r>
-      <w:r>
-        <w:t xml:space="preserve"> I Figur 1 visas fyndplatser för naturvårdsarter i området, som finns registrerade på Artportalen.</w:t>
+        <w:t>Denna tillsynsbegäran behandlar höga naturvärden i avverkningsanmälan A 37066-2025 i Bergs kommun som inkom 2025-08-06 och omfattar 9,6 ha.</w:t>
       </w:r>
     </w:p>
     <w:p>
@@ -63,7 +60,20 @@
         <w:spacing w:after="240"/>
       </w:pPr>
       <w:r>
-        <w:t>Figur 1. Fyndplatser för naturvårdsarter inom 17 meter från avverkningsanmälan (röd linje). Inom parentes anges rödlistekategorier, S för signalarter, Tför typiska arter och fridlysningsparagrafer i artskyddsförordningen.Markörer utan svart kant är placerade på fyndplatsen. Markörer med svart kant är placerade vid sidan av fyndplatsen och har ett svart streck som visar fyndplatsens exakta position. Kartans mittpunktskoordinat är N 6971395, E 415615 i SWEREF 99 TM.</w:t>
+        <w:t>Figur 1. Fyndplatser för naturvårdsarter inom 17 meter från avverkningsanmälan. Markörer utan svart kant är placerade på fyndplatsen. Markörer med svart kant är placerade vid sidan av fyndplatsen har ett svart streck som visar fyndplatsens exakta position. Kartans mittpunktskoordinat är N 6971395, E 415615 i SWEREF 99 TM.</w:t>
+      </w:r>
+    </w:p>
+    <w:p>
+      <w:r>
+        <w:t>Inom 17 meter från avverkningsanmälan finns fynd av 1 naturvårdsarter, varav 1 är rödlistad och 1 är typisk (T): dvärgbägarlav (NT, T). Se Figur 1.</w:t>
+      </w:r>
+    </w:p>
+    <w:p>
+      <w:pPr>
+        <w:pStyle w:val="Heading1"/>
+      </w:pPr>
+      <w:r>
+        <w:t>Tillsynsbegäran</w:t>
       </w:r>
     </w:p>
     <w:p>
@@ -77,26 +87,16 @@
       </w:r>
     </w:p>
     <w:p>
-      <w:r>
-        <w:t>Nedan beskrivs fynd av naturvårdsarter som gjorts i det avverkningsanmälda området.</w:t>
-      </w:r>
-    </w:p>
-    <w:p>
       <w:pPr>
         <w:pStyle w:val="Heading1"/>
       </w:pPr>
       <w:r>
-        <w:t>Naturvårdsarter</w:t>
+        <w:t>Naturvårdsarter och fridlysta arter</w:t>
       </w:r>
     </w:p>
     <w:p>
       <w:r>
-        <w:t>Inom 17 meter från avverkningsanmälan har följande 1 naturvårdsarter hittats: dvärgbägarlav (NT, T). Av dessa är 1 rödlistade. För rödlistade arter har rödlistekategorin angivits inom parentes. Typiska arter inom Natura 2000 som är kopplade till skogsekosystem har markerats med (T).</w:t>
-      </w:r>
-    </w:p>
-    <w:p>
-      <w:r>
-        <w:t>De påträffade naturvårdsarterna är ett tydligt kvitto på att det rör sig om en skog med höga naturvärden.</w:t>
+        <w:t>Nedan följer beskrivningar av de naturvårdsarter och fridlysta arter som har sina livsmiljöer och växtplatser i den avverkningsanmälda skogen. De påträffade naturvårdsarterna är ett tydligt kvitto på att det rör sig om en skog med höga naturvärden.</w:t>
       </w:r>
     </w:p>
     <w:p>
@@ -247,7 +247,7 @@
     <w:r>
       <w:tab/>
       <w:tab/>
-      <w:t>2026-06-20</w:t>
+      <w:t>2026-06-21</w:t>
       <w:br/>
       <w:br/>
     </w:r>

--- a/tillsyn/A 37066-2025 tillsynsbegäran.docx
+++ b/tillsyn/A 37066-2025 tillsynsbegäran.docx
@@ -247,7 +247,7 @@
     <w:r>
       <w:tab/>
       <w:tab/>
-      <w:t>2026-06-21</w:t>
+      <w:t>2026-06-22</w:t>
       <w:br/>
       <w:br/>
     </w:r>

--- a/tillsyn/A 37066-2025 tillsynsbegäran.docx
+++ b/tillsyn/A 37066-2025 tillsynsbegäran.docx
@@ -247,7 +247,7 @@
     <w:r>
       <w:tab/>
       <w:tab/>
-      <w:t>2026-06-22</w:t>
+      <w:t>2026-06-23</w:t>
       <w:br/>
       <w:br/>
     </w:r>

--- a/tillsyn/A 37066-2025 tillsynsbegäran.docx
+++ b/tillsyn/A 37066-2025 tillsynsbegäran.docx
@@ -247,7 +247,7 @@
     <w:r>
       <w:tab/>
       <w:tab/>
-      <w:t>2026-06-23</w:t>
+      <w:t>2026-06-24</w:t>
       <w:br/>
       <w:br/>
     </w:r>

--- a/tillsyn/A 37066-2025 tillsynsbegäran.docx
+++ b/tillsyn/A 37066-2025 tillsynsbegäran.docx
@@ -247,7 +247,7 @@
     <w:r>
       <w:tab/>
       <w:tab/>
-      <w:t>2026-06-24</w:t>
+      <w:t>2026-06-25</w:t>
       <w:br/>
       <w:br/>
     </w:r>

--- a/tillsyn/A 37066-2025 tillsynsbegäran.docx
+++ b/tillsyn/A 37066-2025 tillsynsbegäran.docx
@@ -247,7 +247,7 @@
     <w:r>
       <w:tab/>
       <w:tab/>
-      <w:t>2026-06-25</w:t>
+      <w:t>2026-06-26</w:t>
       <w:br/>
       <w:br/>
     </w:r>

--- a/tillsyn/A 37066-2025 tillsynsbegäran.docx
+++ b/tillsyn/A 37066-2025 tillsynsbegäran.docx
@@ -247,7 +247,7 @@
     <w:r>
       <w:tab/>
       <w:tab/>
-      <w:t>2026-06-26</w:t>
+      <w:t>2026-06-27</w:t>
       <w:br/>
       <w:br/>
     </w:r>

--- a/tillsyn/A 37066-2025 tillsynsbegäran.docx
+++ b/tillsyn/A 37066-2025 tillsynsbegäran.docx
@@ -247,7 +247,7 @@
     <w:r>
       <w:tab/>
       <w:tab/>
-      <w:t>2026-06-27</w:t>
+      <w:t>2026-06-28</w:t>
       <w:br/>
       <w:br/>
     </w:r>

--- a/tillsyn/A 37066-2025 tillsynsbegäran.docx
+++ b/tillsyn/A 37066-2025 tillsynsbegäran.docx
@@ -247,7 +247,7 @@
     <w:r>
       <w:tab/>
       <w:tab/>
-      <w:t>2026-06-28</w:t>
+      <w:t>2026-06-29</w:t>
       <w:br/>
       <w:br/>
     </w:r>

--- a/tillsyn/A 37066-2025 tillsynsbegäran.docx
+++ b/tillsyn/A 37066-2025 tillsynsbegäran.docx
@@ -247,7 +247,7 @@
     <w:r>
       <w:tab/>
       <w:tab/>
-      <w:t>2026-06-29</w:t>
+      <w:t>2026-06-30</w:t>
       <w:br/>
       <w:br/>
     </w:r>

--- a/tillsyn/A 37066-2025 tillsynsbegäran.docx
+++ b/tillsyn/A 37066-2025 tillsynsbegäran.docx
@@ -247,7 +247,7 @@
     <w:r>
       <w:tab/>
       <w:tab/>
-      <w:t>2026-06-30</w:t>
+      <w:t>2026-07-01</w:t>
       <w:br/>
       <w:br/>
     </w:r>

--- a/tillsyn/A 37066-2025 tillsynsbegäran.docx
+++ b/tillsyn/A 37066-2025 tillsynsbegäran.docx
@@ -247,7 +247,7 @@
     <w:r>
       <w:tab/>
       <w:tab/>
-      <w:t>2026-07-01</w:t>
+      <w:t>2026-07-02</w:t>
       <w:br/>
       <w:br/>
     </w:r>

--- a/tillsyn/A 37066-2025 tillsynsbegäran.docx
+++ b/tillsyn/A 37066-2025 tillsynsbegäran.docx
@@ -247,7 +247,7 @@
     <w:r>
       <w:tab/>
       <w:tab/>
-      <w:t>2026-07-13</w:t>
+      <w:t>2026-07-14</w:t>
       <w:br/>
       <w:br/>
     </w:r>

--- a/tillsyn/A 37066-2025 tillsynsbegäran.docx
+++ b/tillsyn/A 37066-2025 tillsynsbegäran.docx
@@ -247,7 +247,7 @@
     <w:r>
       <w:tab/>
       <w:tab/>
-      <w:t>2026-07-14</w:t>
+      <w:t>2026-07-15</w:t>
       <w:br/>
       <w:br/>
     </w:r>

--- a/tillsyn/A 37066-2025 tillsynsbegäran.docx
+++ b/tillsyn/A 37066-2025 tillsynsbegäran.docx
@@ -247,7 +247,7 @@
     <w:r>
       <w:tab/>
       <w:tab/>
-      <w:t>2026-07-15</w:t>
+      <w:t>2026-07-16</w:t>
       <w:br/>
       <w:br/>
     </w:r>

--- a/tillsyn/A 37066-2025 tillsynsbegäran.docx
+++ b/tillsyn/A 37066-2025 tillsynsbegäran.docx
@@ -247,7 +247,7 @@
     <w:r>
       <w:tab/>
       <w:tab/>
-      <w:t>2026-07-16</w:t>
+      <w:t>2026-07-17</w:t>
       <w:br/>
       <w:br/>
     </w:r>

--- a/tillsyn/A 37066-2025 tillsynsbegäran.docx
+++ b/tillsyn/A 37066-2025 tillsynsbegäran.docx
@@ -247,7 +247,7 @@
     <w:r>
       <w:tab/>
       <w:tab/>
-      <w:t>2026-07-17</w:t>
+      <w:t>2026-07-18</w:t>
       <w:br/>
       <w:br/>
     </w:r>

--- a/tillsyn/A 37066-2025 tillsynsbegäran.docx
+++ b/tillsyn/A 37066-2025 tillsynsbegäran.docx
@@ -247,7 +247,7 @@
     <w:r>
       <w:tab/>
       <w:tab/>
-      <w:t>2026-07-18</w:t>
+      <w:t>2026-07-19</w:t>
       <w:br/>
       <w:br/>
     </w:r>

--- a/tillsyn/A 37066-2025 tillsynsbegäran.docx
+++ b/tillsyn/A 37066-2025 tillsynsbegäran.docx
@@ -247,7 +247,7 @@
     <w:r>
       <w:tab/>
       <w:tab/>
-      <w:t>2026-07-19</w:t>
+      <w:t>2026-07-20</w:t>
       <w:br/>
       <w:br/>
     </w:r>

--- a/tillsyn/A 37066-2025 tillsynsbegäran.docx
+++ b/tillsyn/A 37066-2025 tillsynsbegäran.docx
@@ -247,7 +247,7 @@
     <w:r>
       <w:tab/>
       <w:tab/>
-      <w:t>2026-07-20</w:t>
+      <w:t>2026-07-21</w:t>
       <w:br/>
       <w:br/>
     </w:r>

--- a/tillsyn/A 37066-2025 tillsynsbegäran.docx
+++ b/tillsyn/A 37066-2025 tillsynsbegäran.docx
@@ -247,7 +247,7 @@
     <w:r>
       <w:tab/>
       <w:tab/>
-      <w:t>2026-07-21</w:t>
+      <w:t>2026-07-22</w:t>
       <w:br/>
       <w:br/>
     </w:r>

--- a/tillsyn/A 37066-2025 tillsynsbegäran.docx
+++ b/tillsyn/A 37066-2025 tillsynsbegäran.docx
@@ -247,7 +247,7 @@
     <w:r>
       <w:tab/>
       <w:tab/>
-      <w:t>2026-07-22</w:t>
+      <w:t>2026-07-23</w:t>
       <w:br/>
       <w:br/>
     </w:r>

--- a/tillsyn/A 37066-2025 tillsynsbegäran.docx
+++ b/tillsyn/A 37066-2025 tillsynsbegäran.docx
@@ -247,7 +247,7 @@
     <w:r>
       <w:tab/>
       <w:tab/>
-      <w:t>2026-07-23</w:t>
+      <w:t>2026-07-24</w:t>
       <w:br/>
       <w:br/>
     </w:r>

--- a/tillsyn/A 37066-2025 tillsynsbegäran.docx
+++ b/tillsyn/A 37066-2025 tillsynsbegäran.docx
@@ -247,7 +247,7 @@
     <w:r>
       <w:tab/>
       <w:tab/>
-      <w:t>2026-07-24</w:t>
+      <w:t>2026-07-25</w:t>
       <w:br/>
       <w:br/>
     </w:r>

--- a/tillsyn/A 37066-2025 tillsynsbegäran.docx
+++ b/tillsyn/A 37066-2025 tillsynsbegäran.docx
@@ -247,7 +247,7 @@
     <w:r>
       <w:tab/>
       <w:tab/>
-      <w:t>2026-07-25</w:t>
+      <w:t>2026-07-26</w:t>
       <w:br/>
       <w:br/>
     </w:r>

--- a/tillsyn/A 37066-2025 tillsynsbegäran.docx
+++ b/tillsyn/A 37066-2025 tillsynsbegäran.docx
@@ -247,7 +247,7 @@
     <w:r>
       <w:tab/>
       <w:tab/>
-      <w:t>2026-07-26</w:t>
+      <w:t>2026-07-27</w:t>
       <w:br/>
       <w:br/>
     </w:r>

--- a/tillsyn/A 37066-2025 tillsynsbegäran.docx
+++ b/tillsyn/A 37066-2025 tillsynsbegäran.docx
@@ -247,7 +247,7 @@
     <w:r>
       <w:tab/>
       <w:tab/>
-      <w:t>2026-07-27</w:t>
+      <w:t>2026-07-28</w:t>
       <w:br/>
       <w:br/>
     </w:r>

--- a/tillsyn/A 37066-2025 tillsynsbegäran.docx
+++ b/tillsyn/A 37066-2025 tillsynsbegäran.docx
@@ -247,7 +247,7 @@
     <w:r>
       <w:tab/>
       <w:tab/>
-      <w:t>2026-07-28</w:t>
+      <w:t>2026-07-29</w:t>
       <w:br/>
       <w:br/>
     </w:r>

--- a/tillsyn/A 37066-2025 tillsynsbegäran.docx
+++ b/tillsyn/A 37066-2025 tillsynsbegäran.docx
@@ -247,7 +247,7 @@
     <w:r>
       <w:tab/>
       <w:tab/>
-      <w:t>2026-07-29</w:t>
+      <w:t>2026-07-30</w:t>
       <w:br/>
       <w:br/>
     </w:r>

--- a/tillsyn/A 37066-2025 tillsynsbegäran.docx
+++ b/tillsyn/A 37066-2025 tillsynsbegäran.docx
@@ -247,7 +247,7 @@
     <w:r>
       <w:tab/>
       <w:tab/>
-      <w:t>2026-07-30</w:t>
+      <w:t>2026-07-31</w:t>
       <w:br/>
       <w:br/>
     </w:r>

--- a/tillsyn/A 37066-2025 tillsynsbegäran.docx
+++ b/tillsyn/A 37066-2025 tillsynsbegäran.docx
@@ -247,7 +247,7 @@
     <w:r>
       <w:tab/>
       <w:tab/>
-      <w:t>2026-07-31</w:t>
+      <w:t>2026-08-01</w:t>
       <w:br/>
       <w:br/>
     </w:r>

--- a/tillsyn/A 37066-2025 tillsynsbegäran.docx
+++ b/tillsyn/A 37066-2025 tillsynsbegäran.docx
@@ -247,7 +247,7 @@
     <w:r>
       <w:tab/>
       <w:tab/>
-      <w:t>2026-08-01</w:t>
+      <w:t>2026-08-02</w:t>
       <w:br/>
       <w:br/>
     </w:r>

--- a/tillsyn/A 37066-2025 tillsynsbegäran.docx
+++ b/tillsyn/A 37066-2025 tillsynsbegäran.docx
@@ -247,7 +247,7 @@
     <w:r>
       <w:tab/>
       <w:tab/>
-      <w:t>2026-08-02</w:t>
+      <w:t>2026-08-03</w:t>
       <w:br/>
       <w:br/>
     </w:r>

--- a/tillsyn/A 37066-2025 tillsynsbegäran.docx
+++ b/tillsyn/A 37066-2025 tillsynsbegäran.docx
@@ -247,7 +247,7 @@
     <w:r>
       <w:tab/>
       <w:tab/>
-      <w:t>2026-08-03</w:t>
+      <w:t>2026-08-04</w:t>
       <w:br/>
       <w:br/>
     </w:r>

--- a/tillsyn/A 37066-2025 tillsynsbegäran.docx
+++ b/tillsyn/A 37066-2025 tillsynsbegäran.docx
@@ -247,7 +247,7 @@
     <w:r>
       <w:tab/>
       <w:tab/>
-      <w:t>2026-08-04</w:t>
+      <w:t>2026-08-05</w:t>
       <w:br/>
       <w:br/>
     </w:r>

--- a/tillsyn/A 37066-2025 tillsynsbegäran.docx
+++ b/tillsyn/A 37066-2025 tillsynsbegäran.docx
@@ -247,7 +247,7 @@
     <w:r>
       <w:tab/>
       <w:tab/>
-      <w:t>2026-08-05</w:t>
+      <w:t>2026-08-07</w:t>
       <w:br/>
       <w:br/>
     </w:r>

--- a/tillsyn/A 37066-2025 tillsynsbegäran.docx
+++ b/tillsyn/A 37066-2025 tillsynsbegäran.docx
@@ -247,7 +247,7 @@
     <w:r>
       <w:tab/>
       <w:tab/>
-      <w:t>2026-08-07</w:t>
+      <w:t>2026-08-08</w:t>
       <w:br/>
       <w:br/>
     </w:r>

--- a/tillsyn/A 37066-2025 tillsynsbegäran.docx
+++ b/tillsyn/A 37066-2025 tillsynsbegäran.docx
@@ -22,7 +22,7 @@
       <w:r>
         <w:drawing>
           <wp:inline xmlns:a="http://schemas.openxmlformats.org/drawingml/2006/main" xmlns:pic="http://schemas.openxmlformats.org/drawingml/2006/picture">
-            <wp:extent cx="5486400" cy="4255259"/>
+            <wp:extent cx="5486400" cy="4611593"/>
             <wp:docPr id="1" name="Picture 1"/>
             <wp:cNvGraphicFramePr>
               <a:graphicFrameLocks noChangeAspect="1"/>
@@ -43,7 +43,7 @@
                   <pic:spPr>
                     <a:xfrm>
                       <a:off x="0" y="0"/>
-                      <a:ext cx="5486400" cy="4255259"/>
+                      <a:ext cx="5486400" cy="4611593"/>
                     </a:xfrm>
                     <a:prstGeom prst="rect"/>
                   </pic:spPr>
@@ -60,12 +60,12 @@
         <w:spacing w:after="240"/>
       </w:pPr>
       <w:r>
-        <w:t>Figur 1. Fyndplatser för naturvårdsarter inom 17 meter från avverkningsanmälan. Markörer utan svart kant är placerade på fyndplatsen. Markörer med svart kant är placerade vid sidan av fyndplatsen har ett svart streck som visar fyndplatsens exakta position. Kartans mittpunktskoordinat är N 6971395, E 415615 i SWEREF 99 TM.</w:t>
+        <w:t>Figur 1. Fyndplatser för naturvårdsarter i och inom 22 meter från avverkningsanmälan. Markörer utan svart kant är placerade på fyndplatsen. Markörer med svart kant är placerade vid sidan av fyndplatsen och har ett svart streck som visar fyndplatsens exakta position. Kartans mittpunktskoordinat är N 6971395, E 415615 i SWEREF 99 TM.</w:t>
       </w:r>
     </w:p>
     <w:p>
       <w:r>
-        <w:t>Inom 17 meter från avverkningsanmälan finns fynd av 1 naturvårdsarter, varav 1 är rödlistad och 1 är typisk (T): dvärgbägarlav (NT, T). Se Figur 1.</w:t>
+        <w:t>I och inom 22 meter från avverkningsanmälan finns fynd av 4 naturvårdsarter, varav 4 är rödlistade och 4 är typiska (T): gräddporing (VU, T), dvärgbägarlav (NT, T), kolflarnlav (NT, T) och vedskivlav (NT, T). Se Figur 1.</w:t>
       </w:r>
     </w:p>
     <w:p>
@@ -104,6 +104,26 @@
         <w:rPr>
           <w:b/>
         </w:rPr>
+        <w:t>Gräddporing (VU)</w:t>
+      </w:r>
+      <w:r>
+        <w:t xml:space="preserve"> växer nästan enbart i urskogsartad barrskog på gamla, kraftigt murkna, grova och mossbelupna tallågor i något fuktiga och skuggiga lägen. Arten är placerad högst upp i Skogsstyrelsens värdepyramid för bedömning av skog med höga naturvärden och indikerar gamla och relativt orörda tallnaturskogar med höga naturvärden där det under låg tid kontinuerligt funnits inslag av grova tallågor. För att på sikt hejda artens vikande trend behöver merparten av gräddporingens nu kända växtplatser undantas från skogsbruk. Gräddporing är typisk art för </w:t>
+      </w:r>
+      <w:r>
+        <w:rPr>
+          <w:i/>
+        </w:rPr>
+        <w:t>9010 Taiga</w:t>
+      </w:r>
+      <w:r>
+        <w:t xml:space="preserve"> (SLU Artdatabanken, 2024; Nitare &amp; Skogsstyrelsen, 2019).</w:t>
+      </w:r>
+    </w:p>
+    <w:p>
+      <w:r>
+        <w:rPr>
+          <w:b/>
+        </w:rPr>
         <w:t>Dvärgbägarlav (NT)</w:t>
       </w:r>
       <w:r>
@@ -117,6 +137,46 @@
       </w:r>
       <w:r>
         <w:t xml:space="preserve"> (SLU Artdatabanken, 2024; Nitare &amp; Skogsstyrelsen, 2019).</w:t>
+      </w:r>
+    </w:p>
+    <w:p>
+      <w:r>
+        <w:rPr>
+          <w:b/>
+        </w:rPr>
+        <w:t>Kolflarnlav (NT)</w:t>
+      </w:r>
+      <w:r>
+        <w:t xml:space="preserve"> är brandberoende och växer nästan uteslutande på kolad hård kärnved av tall. Etableringen verkar ske först 100–300 år efter brand och nytt substrat nybildas i mycket begränsad omfattning. Avverkning av tallskog av naturskogskaraktär med spår av återkommande bränder är ett hot och mängden lämplig ved att växa på för arten minskar dels på grund av naturlig nedbrytning men framförallt på grund av att det förstörs i samband med slutavverkningar, gallringar och markberedning. Såväl kolflarnlav som mörk kolflarnlav har glänsande bålfjäll och förekommer främst i tall- och blandbarrskogar av naturskogskaraktär med spår av återkommande bränder. Skogar som dessa hyser höga biologiska värden och bör skyddas. Kolflarnlav är typisk art för </w:t>
+      </w:r>
+      <w:r>
+        <w:rPr>
+          <w:i/>
+        </w:rPr>
+        <w:t>9010 Taiga</w:t>
+      </w:r>
+      <w:r>
+        <w:t xml:space="preserve"> (SLU Artdatabanken, 2024).</w:t>
+      </w:r>
+    </w:p>
+    <w:p>
+      <w:r>
+        <w:rPr>
+          <w:b/>
+        </w:rPr>
+        <w:t>Vedskivlav (NT)</w:t>
+      </w:r>
+      <w:r>
+        <w:t xml:space="preserve"> växer på gammal, torr, exponerad, hård kärnved av framförallt tall i naturskogsartade bestånd. Avverkning av tallskog av naturskogskaraktär med spår av återkommande bränder är ett hot. Mängden lämplig ved att växa på för vedskivlav minskar, dels på grund av naturlig nedbrytning men framförallt på grund av att de förstörs i samband med slutavverkningar, gallringar och markberedning. Tall- och blandbarrskogar av naturskogskaraktär med spår av återkommande bränder bör skyddas. Vedskivlav är typisk art för </w:t>
+      </w:r>
+      <w:r>
+        <w:rPr>
+          <w:i/>
+        </w:rPr>
+        <w:t>9010 Taiga</w:t>
+      </w:r>
+      <w:r>
+        <w:t xml:space="preserve"> (SLU Artdatabanken, 2024).</w:t>
       </w:r>
     </w:p>
     <w:sectPr>
@@ -247,7 +307,7 @@
     <w:r>
       <w:tab/>
       <w:tab/>
-      <w:t>2026-08-14</w:t>
+      <w:t>2026-08-15</w:t>
       <w:br/>
       <w:br/>
     </w:r>

--- a/tillsyn/A 37066-2025 tillsynsbegäran.docx
+++ b/tillsyn/A 37066-2025 tillsynsbegäran.docx
@@ -307,7 +307,7 @@
     <w:r>
       <w:tab/>
       <w:tab/>
-      <w:t>2026-08-15</w:t>
+      <w:t>2026-08-16</w:t>
       <w:br/>
       <w:br/>
     </w:r>

--- a/tillsyn/A 37066-2025 tillsynsbegäran.docx
+++ b/tillsyn/A 37066-2025 tillsynsbegäran.docx
@@ -307,7 +307,7 @@
     <w:r>
       <w:tab/>
       <w:tab/>
-      <w:t>2026-08-16</w:t>
+      <w:t>2026-08-17</w:t>
       <w:br/>
       <w:br/>
     </w:r>

--- a/tillsyn/A 37066-2025 tillsynsbegäran.docx
+++ b/tillsyn/A 37066-2025 tillsynsbegäran.docx
@@ -307,7 +307,7 @@
     <w:r>
       <w:tab/>
       <w:tab/>
-      <w:t>2026-08-17</w:t>
+      <w:t>2026-08-18</w:t>
       <w:br/>
       <w:br/>
     </w:r>

--- a/tillsyn/A 37066-2025 tillsynsbegäran.docx
+++ b/tillsyn/A 37066-2025 tillsynsbegäran.docx
@@ -307,7 +307,7 @@
     <w:r>
       <w:tab/>
       <w:tab/>
-      <w:t>2026-08-18</w:t>
+      <w:t>2026-08-19</w:t>
       <w:br/>
       <w:br/>
     </w:r>

--- a/tillsyn/A 37066-2025 tillsynsbegäran.docx
+++ b/tillsyn/A 37066-2025 tillsynsbegäran.docx
@@ -307,7 +307,7 @@
     <w:r>
       <w:tab/>
       <w:tab/>
-      <w:t>2026-08-19</w:t>
+      <w:t>2026-08-20</w:t>
       <w:br/>
       <w:br/>
     </w:r>

--- a/tillsyn/A 37066-2025 tillsynsbegäran.docx
+++ b/tillsyn/A 37066-2025 tillsynsbegäran.docx
@@ -307,7 +307,7 @@
     <w:r>
       <w:tab/>
       <w:tab/>
-      <w:t>2026-08-20</w:t>
+      <w:t>2026-08-21</w:t>
       <w:br/>
       <w:br/>
     </w:r>

--- a/tillsyn/A 37066-2025 tillsynsbegäran.docx
+++ b/tillsyn/A 37066-2025 tillsynsbegäran.docx
@@ -307,7 +307,7 @@
     <w:r>
       <w:tab/>
       <w:tab/>
-      <w:t>2026-08-21</w:t>
+      <w:t>2026-08-22</w:t>
       <w:br/>
       <w:br/>
     </w:r>

--- a/tillsyn/A 37066-2025 tillsynsbegäran.docx
+++ b/tillsyn/A 37066-2025 tillsynsbegäran.docx
@@ -307,7 +307,7 @@
     <w:r>
       <w:tab/>
       <w:tab/>
-      <w:t>2026-08-22</w:t>
+      <w:t>2026-08-23</w:t>
       <w:br/>
       <w:br/>
     </w:r>

--- a/tillsyn/A 37066-2025 tillsynsbegäran.docx
+++ b/tillsyn/A 37066-2025 tillsynsbegäran.docx
@@ -307,7 +307,7 @@
     <w:r>
       <w:tab/>
       <w:tab/>
-      <w:t>2026-08-23</w:t>
+      <w:t>2026-08-24</w:t>
       <w:br/>
       <w:br/>
     </w:r>

--- a/tillsyn/A 37066-2025 tillsynsbegäran.docx
+++ b/tillsyn/A 37066-2025 tillsynsbegäran.docx
@@ -307,7 +307,7 @@
     <w:r>
       <w:tab/>
       <w:tab/>
-      <w:t>2026-08-24</w:t>
+      <w:t>2026-08-25</w:t>
       <w:br/>
       <w:br/>
     </w:r>

--- a/tillsyn/A 37066-2025 tillsynsbegäran.docx
+++ b/tillsyn/A 37066-2025 tillsynsbegäran.docx
@@ -307,7 +307,7 @@
     <w:r>
       <w:tab/>
       <w:tab/>
-      <w:t>2026-08-25</w:t>
+      <w:t>2026-08-26</w:t>
       <w:br/>
       <w:br/>
     </w:r>

--- a/tillsyn/A 37066-2025 tillsynsbegäran.docx
+++ b/tillsyn/A 37066-2025 tillsynsbegäran.docx
@@ -307,7 +307,7 @@
     <w:r>
       <w:tab/>
       <w:tab/>
-      <w:t>2026-08-26</w:t>
+      <w:t>2026-08-27</w:t>
       <w:br/>
       <w:br/>
     </w:r>

--- a/tillsyn/A 37066-2025 tillsynsbegäran.docx
+++ b/tillsyn/A 37066-2025 tillsynsbegäran.docx
@@ -307,7 +307,7 @@
     <w:r>
       <w:tab/>
       <w:tab/>
-      <w:t>2026-08-27</w:t>
+      <w:t>2026-08-28</w:t>
       <w:br/>
       <w:br/>
     </w:r>

--- a/tillsyn/A 37066-2025 tillsynsbegäran.docx
+++ b/tillsyn/A 37066-2025 tillsynsbegäran.docx
@@ -307,7 +307,7 @@
     <w:r>
       <w:tab/>
       <w:tab/>
-      <w:t>2026-08-28</w:t>
+      <w:t>2026-08-29</w:t>
       <w:br/>
       <w:br/>
     </w:r>

--- a/tillsyn/A 37066-2025 tillsynsbegäran.docx
+++ b/tillsyn/A 37066-2025 tillsynsbegäran.docx
@@ -307,7 +307,7 @@
     <w:r>
       <w:tab/>
       <w:tab/>
-      <w:t>2026-08-29</w:t>
+      <w:t>2026-08-31</w:t>
       <w:br/>
       <w:br/>
     </w:r>

--- a/tillsyn/A 37066-2025 tillsynsbegäran.docx
+++ b/tillsyn/A 37066-2025 tillsynsbegäran.docx
@@ -307,7 +307,7 @@
     <w:r>
       <w:tab/>
       <w:tab/>
-      <w:t>2026-08-31</w:t>
+      <w:t>2026-09-01</w:t>
       <w:br/>
       <w:br/>
     </w:r>

--- a/tillsyn/A 37066-2025 tillsynsbegäran.docx
+++ b/tillsyn/A 37066-2025 tillsynsbegäran.docx
@@ -307,7 +307,7 @@
     <w:r>
       <w:tab/>
       <w:tab/>
-      <w:t>2026-09-01</w:t>
+      <w:t>2026-09-02</w:t>
       <w:br/>
       <w:br/>
     </w:r>

--- a/tillsyn/A 37066-2025 tillsynsbegäran.docx
+++ b/tillsyn/A 37066-2025 tillsynsbegäran.docx
@@ -307,7 +307,7 @@
     <w:r>
       <w:tab/>
       <w:tab/>
-      <w:t>2026-09-02</w:t>
+      <w:t>2026-09-03</w:t>
       <w:br/>
       <w:br/>
     </w:r>

--- a/tillsyn/A 37066-2025 tillsynsbegäran.docx
+++ b/tillsyn/A 37066-2025 tillsynsbegäran.docx
@@ -307,7 +307,7 @@
     <w:r>
       <w:tab/>
       <w:tab/>
-      <w:t>2026-09-03</w:t>
+      <w:t>2026-09-04</w:t>
       <w:br/>
       <w:br/>
     </w:r>

--- a/tillsyn/A 37066-2025 tillsynsbegäran.docx
+++ b/tillsyn/A 37066-2025 tillsynsbegäran.docx
@@ -307,7 +307,7 @@
     <w:r>
       <w:tab/>
       <w:tab/>
-      <w:t>2026-09-04</w:t>
+      <w:t>2026-09-05</w:t>
       <w:br/>
       <w:br/>
     </w:r>

--- a/tillsyn/A 37066-2025 tillsynsbegäran.docx
+++ b/tillsyn/A 37066-2025 tillsynsbegäran.docx
@@ -307,7 +307,7 @@
     <w:r>
       <w:tab/>
       <w:tab/>
-      <w:t>2026-09-05</w:t>
+      <w:t>2026-09-06</w:t>
       <w:br/>
       <w:br/>
     </w:r>

--- a/tillsyn/A 37066-2025 tillsynsbegäran.docx
+++ b/tillsyn/A 37066-2025 tillsynsbegäran.docx
@@ -307,7 +307,7 @@
     <w:r>
       <w:tab/>
       <w:tab/>
-      <w:t>2026-09-06</w:t>
+      <w:t>2026-09-07</w:t>
       <w:br/>
       <w:br/>
     </w:r>

--- a/tillsyn/A 37066-2025 tillsynsbegäran.docx
+++ b/tillsyn/A 37066-2025 tillsynsbegäran.docx
@@ -307,7 +307,7 @@
     <w:r>
       <w:tab/>
       <w:tab/>
-      <w:t>2026-09-07</w:t>
+      <w:t>2026-09-08</w:t>
       <w:br/>
       <w:br/>
     </w:r>

--- a/tillsyn/A 37066-2025 tillsynsbegäran.docx
+++ b/tillsyn/A 37066-2025 tillsynsbegäran.docx
@@ -307,7 +307,7 @@
     <w:r>
       <w:tab/>
       <w:tab/>
-      <w:t>2026-09-08</w:t>
+      <w:t>2026-09-09</w:t>
       <w:br/>
       <w:br/>
     </w:r>

--- a/tillsyn/A 37066-2025 tillsynsbegäran.docx
+++ b/tillsyn/A 37066-2025 tillsynsbegäran.docx
@@ -307,7 +307,7 @@
     <w:r>
       <w:tab/>
       <w:tab/>
-      <w:t>2026-09-09</w:t>
+      <w:t>2026-09-10</w:t>
       <w:br/>
       <w:br/>
     </w:r>

--- a/tillsyn/A 37066-2025 tillsynsbegäran.docx
+++ b/tillsyn/A 37066-2025 tillsynsbegäran.docx
@@ -307,7 +307,7 @@
     <w:r>
       <w:tab/>
       <w:tab/>
-      <w:t>2026-09-10</w:t>
+      <w:t>2026-09-11</w:t>
       <w:br/>
       <w:br/>
     </w:r>

--- a/tillsyn/A 37066-2025 tillsynsbegäran.docx
+++ b/tillsyn/A 37066-2025 tillsynsbegäran.docx
@@ -307,7 +307,7 @@
     <w:r>
       <w:tab/>
       <w:tab/>
-      <w:t>2026-09-11</w:t>
+      <w:t>2026-09-12</w:t>
       <w:br/>
       <w:br/>
     </w:r>

--- a/tillsyn/A 37066-2025 tillsynsbegäran.docx
+++ b/tillsyn/A 37066-2025 tillsynsbegäran.docx
@@ -307,7 +307,7 @@
     <w:r>
       <w:tab/>
       <w:tab/>
-      <w:t>2026-09-12</w:t>
+      <w:t>2026-09-13</w:t>
       <w:br/>
       <w:br/>
     </w:r>
